--- a/backend/template cv/5.docx
+++ b/backend/template cv/5.docx
@@ -61,11 +61,38 @@
       </w:r>
     </w:p>
     <w:p>
+      <w:pPr>
+        <w:tabs>
+          <w:tab w:val="right" w:pos="9360"/>
+        </w:tabs>
+      </w:pPr>
       <w:r>
         <w:rPr>
-          <w:sz w:val="20"/>
+          <w:b/>
         </w:rPr>
-        <w:t>{{EXPERIENCE}}</w:t>
+        <w:t>{{COMPANY}}</w:t>
+      </w:r>
+      <w:r>
+        <w:tab/>
+        <w:t>{{TIME}}</w:t>
+      </w:r>
+    </w:p>
+    <w:p>
+      <w:r>
+        <w:t>• {{EXPERIENCE}}</w:t>
+      </w:r>
+    </w:p>
+    <w:p>
+      <w:pPr>
+        <w:rPr>
+          <w:b/>
+        </w:rPr>
+      </w:pPr>
+      <w:r>
+        <w:rPr>
+          <w:b/>
+        </w:rPr>
+        <w:t>EDUCATION</w:t>
       </w:r>
     </w:p>
     <w:p>
@@ -73,7 +100,13 @@
         <w:rPr>
           <w:b/>
         </w:rPr>
-        <w:t>EDUCATION</w:t>
+        <w:t xml:space="preserve">{{SCHOOL}}                                                                                                                                                       </w:t>
+      </w:r>
+      <w:r>
+        <w:rPr>
+          <w:bCs/>
+        </w:rPr>
+        <w:t>{{TIME}}</w:t>
       </w:r>
     </w:p>
     <w:p>
